--- a/courts/ninth-circuit/california/federal/northern-district/complaint/usage/OUTPUT-complaint.docx
+++ b/courts/ninth-circuit/california/federal/northern-district/complaint/usage/OUTPUT-complaint.docx
@@ -216,9 +216,7 @@
         <w:t xml:space="preserve"> </w:t>
       </w:r>
       <w:r>
-        <w:t xml:space="preserve">94105</w:t>
-        <w:noBreakHyphen/>
-        <w:t xml:space="preserve">1126</w:t>
+        <w:t xml:space="preserve">94105-⁠1126</w:t>
       </w:r>
     </w:p>
     <w:p>
@@ -240,9 +238,7 @@
         <w:t xml:space="preserve"> </w:t>
       </w:r>
       <w:r>
-        <w:t xml:space="preserve">947</w:t>
-        <w:noBreakHyphen/>
-        <w:t xml:space="preserve">2000</w:t>
+        <w:t xml:space="preserve">947-⁠2000</w:t>
       </w:r>
     </w:p>
     <w:p>
@@ -264,9 +260,7 @@
         <w:t xml:space="preserve"> </w:t>
       </w:r>
       <w:r>
-        <w:t xml:space="preserve">974</w:t>
-        <w:noBreakHyphen/>
-        <w:t xml:space="preserve">7329</w:t>
+        <w:t xml:space="preserve">974-⁠7329</w:t>
       </w:r>
     </w:p>
     <w:p>
@@ -567,9 +561,7 @@
               <w:t xml:space="preserve">Case No. </w:t>
             </w:r>
             <w:r>
-              <w:t xml:space="preserve">3:26-cv</w:t>
-              <w:noBreakHyphen/>
-              <w:t xml:space="preserve">11711</w:t>
+              <w:t xml:space="preserve">3:26-cv-⁠11711</w:t>
             </w:r>
           </w:p>
           <w:p>
@@ -3144,9 +3136,7 @@
         <w:t xml:space="preserve"> </w:t>
       </w:r>
       <w:r>
-        <w:t xml:space="preserve">https://www.destinationcrm.com/​Articles/​CRM-​News/​CRM-​Across-​the-​Wire/​Superhuman-​Launches-​Superhuman-​for-​Sales</w:t>
-        <w:noBreakHyphen/>
-        <w:t xml:space="preserve">165096.aspx.</w:t>
+        <w:t xml:space="preserve">https://www.destinationcrm.com/​Articles/​CRM-​News/​CRM-​Across-​the-​Wire/​Superhuman-​Launches-​Superhuman-​for-​Sales-⁠165096.aspx.</w:t>
       </w:r>
       <w:r>
         <w:t xml:space="preserve"> </w:t>
@@ -9177,9 +9167,7 @@
         <w:t xml:space="preserve"> </w:t>
       </w:r>
       <w:r>
-        <w:t xml:space="preserve">3</w:t>
-        <w:noBreakHyphen/>
-        <w:t xml:space="preserve">2(c)</w:t>
+        <w:t xml:space="preserve">3-⁠2(c)</w:t>
       </w:r>
       <w:r>
         <w:t xml:space="preserve"> </w:t>
@@ -17349,9 +17337,7 @@
         <w:sz w:val="20"/>
         <w:szCs w:val="20"/>
       </w:rPr>
-      <w:t xml:space="preserve">CASE NO. 3:26-cv</w:t>
-      <w:noBreakHyphen/>
-      <w:t xml:space="preserve">11711</w:t>
+      <w:t xml:space="preserve">CASE NO. 3:26-cv-⁠11711</w:t>
     </w:r>
   </w:p>
 </w:ftr>
@@ -17472,10 +17458,10 @@
   <w:docDefaults>
     <w:rPrDefault>
       <w:rPr>
-        <w:rFonts w:ascii="Times New Roman" w:hAnsi="Times New Roman" w:eastAsia="Times New Roman" w:cs="Times New Roman"/>
+        <w:rFonts w:ascii="Times New Roman" w:cs="Times New Roman" w:eastAsia="Times New Roman" w:hAnsi="Times New Roman"/>
         <w:sz w:val="24"/>
         <w:szCs w:val="24"/>
-        <w:lang w:val="en-US" w:eastAsia="zh-CN" w:bidi="ar-SA"/>
+        <w:lang w:bidi="ar-SA" w:eastAsia="en-US" w:val="en-US"/>
       </w:rPr>
     </w:rPrDefault>
     <w:pPrDefault>
@@ -17485,36 +17471,36 @@
       </w:pPr>
     </w:pPrDefault>
   </w:docDefaults>
-  <w:latentStyles w:defLockedState="0" w:defUIPriority="0" w:defSemiHidden="0" w:defUnhideWhenUsed="0" w:defQFormat="0" w:count="276"/>
-  <w:style w:type="paragraph" w:default="1" w:styleId="Normal">
+  <w:latentStyles w:count="276" w:defLockedState="0" w:defQFormat="0" w:defSemiHidden="0" w:defUIPriority="0" w:defUnhideWhenUsed="0"/>
+  <w:style w:default="1" w:styleId="Normal" w:type="paragraph">
     <w:name w:val="Normal"/>
     <w:qFormat/>
   </w:style>
-  <w:style w:type="paragraph" w:styleId="BodyText">
+  <w:style w:styleId="BodyText" w:type="paragraph">
     <w:name w:val="Body Text"/>
     <w:basedOn w:val="Normal"/>
     <w:link w:val="BodyTextChar"/>
     <w:qFormat/>
     <w:pPr>
-      <w:spacing w:before="0" w:after="0" w:line="480" w:lineRule="exact"/>
+      <w:spacing w:after="0" w:before="0" w:line="480" w:lineRule="exact"/>
       <w:ind w:firstLine="720"/>
     </w:pPr>
   </w:style>
-  <w:style w:type="paragraph" w:customStyle="1" w:styleId="FirstParagraph">
+  <w:style w:customStyle="1" w:styleId="FirstParagraph" w:type="paragraph">
     <w:name w:val="First Paragraph"/>
     <w:basedOn w:val="BodyText"/>
     <w:next w:val="BodyText"/>
     <w:qFormat/>
   </w:style>
-  <w:style w:type="paragraph" w:customStyle="1" w:styleId="Compact">
+  <w:style w:customStyle="1" w:styleId="Compact" w:type="paragraph">
     <w:name w:val="Compact"/>
     <w:basedOn w:val="BodyText"/>
     <w:qFormat/>
     <w:pPr>
-      <w:spacing w:before="36" w:after="36"/>
+      <w:spacing w:after="36" w:before="36"/>
     </w:pPr>
   </w:style>
-  <w:style w:type="paragraph" w:styleId="Title">
+  <w:style w:styleId="Title" w:type="paragraph">
     <w:name w:val="Title"/>
     <w:basedOn w:val="Normal"/>
     <w:next w:val="BodyText"/>
@@ -17528,24 +17514,24 @@
       <w:jc w:val="center"/>
     </w:pPr>
     <w:rPr>
-      <w:rFonts w:asciiTheme="majorHAnsi" w:eastAsiaTheme="majorEastAsia" w:hAnsiTheme="majorHAnsi" w:cstheme="majorBidi"/>
+      <w:rFonts w:asciiTheme="majorHAnsi" w:cstheme="majorBidi" w:eastAsiaTheme="majorEastAsia" w:hAnsiTheme="majorHAnsi"/>
       <w:sz w:val="56"/>
       <w:szCs w:val="56"/>
     </w:rPr>
   </w:style>
-  <w:style w:type="character" w:customStyle="1" w:styleId="TitleChar">
+  <w:style w:customStyle="1" w:styleId="TitleChar" w:type="character">
     <w:name w:val="Title Char"/>
     <w:basedOn w:val="DefaultParagraphFont"/>
     <w:link w:val="Title"/>
     <w:uiPriority w:val="10"/>
     <w:rsid w:val="00A10FD9"/>
     <w:rPr>
-      <w:rFonts w:asciiTheme="majorHAnsi" w:eastAsiaTheme="majorEastAsia" w:hAnsiTheme="majorHAnsi" w:cstheme="majorBidi"/>
+      <w:rFonts w:asciiTheme="majorHAnsi" w:cstheme="majorBidi" w:eastAsiaTheme="majorEastAsia" w:hAnsiTheme="majorHAnsi"/>
       <w:sz w:val="56"/>
       <w:szCs w:val="56"/>
     </w:rPr>
   </w:style>
-  <w:style w:type="paragraph" w:styleId="Subtitle">
+  <w:style w:styleId="Subtitle" w:type="paragraph">
     <w:name w:val="Subtitle"/>
     <w:basedOn w:val="Title"/>
     <w:next w:val="BodyText"/>
@@ -17559,27 +17545,27 @@
       </w:numPr>
     </w:pPr>
     <w:rPr>
-      <w:rFonts w:eastAsiaTheme="majorEastAsia" w:cstheme="majorBidi"/>
+      <w:rFonts w:cstheme="majorBidi" w:eastAsiaTheme="majorEastAsia"/>
       <w:spacing w:val="15"/>
       <w:sz w:val="28"/>
       <w:szCs w:val="28"/>
     </w:rPr>
   </w:style>
-  <w:style w:type="character" w:customStyle="1" w:styleId="SubtitleChar">
+  <w:style w:customStyle="1" w:styleId="SubtitleChar" w:type="character">
     <w:name w:val="Subtitle Char"/>
     <w:basedOn w:val="DefaultParagraphFont"/>
     <w:link w:val="Subtitle"/>
     <w:uiPriority w:val="11"/>
     <w:rsid w:val="00A10FD9"/>
     <w:rPr>
-      <w:rFonts w:eastAsiaTheme="majorEastAsia" w:cstheme="majorBidi"/>
-      <w:color w:val="595959" w:themeColor="text1" w:themeTint="A6"/>
+      <w:rFonts w:cstheme="majorBidi" w:eastAsiaTheme="majorEastAsia"/>
+      <w:color w:themeColor="text1" w:themeTint="A6" w:val="595959"/>
       <w:spacing w:val="15"/>
       <w:sz w:val="28"/>
       <w:szCs w:val="28"/>
     </w:rPr>
   </w:style>
-  <w:style w:type="paragraph" w:customStyle="1" w:styleId="Author">
+  <w:style w:customStyle="1" w:styleId="Author" w:type="paragraph">
     <w:name w:val="Author"/>
     <w:basedOn w:val="Title"/>
     <w:next w:val="BodyText"/>
@@ -17593,7 +17579,7 @@
       <w:szCs w:val="24"/>
     </w:rPr>
   </w:style>
-  <w:style w:type="paragraph" w:styleId="Date">
+  <w:style w:styleId="Date" w:type="paragraph">
     <w:name w:val="Date"/>
     <w:basedOn w:val="Title"/>
     <w:next w:val="BodyText"/>
@@ -17607,7 +17593,7 @@
       <w:szCs w:val="24"/>
     </w:rPr>
   </w:style>
-  <w:style w:type="paragraph" w:customStyle="1" w:styleId="AbstractTitle">
+  <w:style w:customStyle="1" w:styleId="AbstractTitle" w:type="paragraph">
     <w:name w:val="Abstract Title"/>
     <w:basedOn w:val="Normal"/>
     <w:next w:val="Abstract"/>
@@ -17615,7 +17601,7 @@
     <w:pPr>
       <w:keepNext/>
       <w:keepLines/>
-      <w:spacing w:before="300" w:after="0"/>
+      <w:spacing w:after="0" w:before="300"/>
       <w:jc w:val="center"/>
     </w:pPr>
     <w:rPr>
@@ -17624,7 +17610,7 @@
       <w:szCs w:val="20"/>
     </w:rPr>
   </w:style>
-  <w:style w:type="paragraph" w:customStyle="1" w:styleId="Abstract">
+  <w:style w:customStyle="1" w:styleId="Abstract" w:type="paragraph">
     <w:name w:val="Abstract"/>
     <w:basedOn w:val="Normal"/>
     <w:next w:val="BodyText"/>
@@ -17632,14 +17618,14 @@
     <w:pPr>
       <w:keepNext/>
       <w:keepLines/>
-      <w:spacing w:before="100" w:after="300"/>
+      <w:spacing w:after="300" w:before="100"/>
     </w:pPr>
     <w:rPr>
       <w:sz w:val="20"/>
       <w:szCs w:val="20"/>
     </w:rPr>
   </w:style>
-  <w:style w:type="paragraph" w:styleId="Bibliography">
+  <w:style w:styleId="Bibliography" w:type="paragraph">
     <w:name w:val="Bibliography"/>
     <w:basedOn w:val="Normal"/>
     <w:next w:val="Bibliography"/>
@@ -17647,7 +17633,7 @@
     <w:pPr/>
     <w:rPr/>
   </w:style>
-  <w:style w:type="paragraph" w:styleId="Heading1">
+  <w:style w:styleId="Heading1" w:type="paragraph">
     <w:name w:val="heading 1"/>
     <w:basedOn w:val="Normal"/>
     <w:next w:val="BodyText"/>
@@ -17658,13 +17644,13 @@
     <w:pPr>
       <w:keepNext/>
       <w:keepLines/>
-      <w:spacing w:before="0" w:after="0" w:line="480" w:lineRule="exact"/>
+      <w:spacing w:after="0" w:before="0" w:line="480" w:lineRule="exact"/>
       <w:ind w:firstLine="0"/>
       <w:jc w:val="center"/>
       <w:outlineLvl w:val="0"/>
     </w:pPr>
     <w:rPr>
-      <w:rFonts w:ascii="Times New Roman" w:hAnsi="Times New Roman" w:eastAsia="Times New Roman" w:cs="Times New Roman"/>
+      <w:rFonts w:ascii="Times New Roman" w:cs="Times New Roman" w:eastAsia="Times New Roman" w:hAnsi="Times New Roman"/>
       <w:b/>
       <w:bCs/>
       <w:caps/>
@@ -17673,7 +17659,7 @@
       <w:szCs w:val="24"/>
     </w:rPr>
   </w:style>
-  <w:style w:type="paragraph" w:styleId="Heading2">
+  <w:style w:styleId="Heading2" w:type="paragraph">
     <w:name w:val="heading 2"/>
     <w:basedOn w:val="Normal"/>
     <w:next w:val="BodyText"/>
@@ -17686,12 +17672,12 @@
     <w:pPr>
       <w:keepNext/>
       <w:keepLines/>
-      <w:spacing w:before="0" w:after="0" w:line="480" w:lineRule="exact"/>
+      <w:spacing w:after="0" w:before="0" w:line="480" w:lineRule="exact"/>
       <w:ind w:firstLine="0"/>
       <w:outlineLvl w:val="1"/>
     </w:pPr>
     <w:rPr>
-      <w:rFonts w:ascii="Times New Roman" w:hAnsi="Times New Roman" w:eastAsia="Times New Roman" w:cs="Times New Roman"/>
+      <w:rFonts w:ascii="Times New Roman" w:cs="Times New Roman" w:eastAsia="Times New Roman" w:hAnsi="Times New Roman"/>
       <w:b/>
       <w:bCs/>
       <w:color w:val="000000"/>
@@ -17699,7 +17685,7 @@
       <w:szCs w:val="24"/>
     </w:rPr>
   </w:style>
-  <w:style w:type="paragraph" w:styleId="Heading3">
+  <w:style w:styleId="Heading3" w:type="paragraph">
     <w:name w:val="heading 3"/>
     <w:basedOn w:val="Normal"/>
     <w:next w:val="BodyText"/>
@@ -17712,12 +17698,12 @@
     <w:pPr>
       <w:keepNext/>
       <w:keepLines/>
-      <w:spacing w:before="0" w:after="0" w:line="480" w:lineRule="exact"/>
+      <w:spacing w:after="0" w:before="0" w:line="480" w:lineRule="exact"/>
       <w:ind w:firstLine="0"/>
       <w:outlineLvl w:val="2"/>
     </w:pPr>
     <w:rPr>
-      <w:rFonts w:ascii="Times New Roman" w:hAnsi="Times New Roman" w:eastAsia="Times New Roman" w:cs="Times New Roman"/>
+      <w:rFonts w:ascii="Times New Roman" w:cs="Times New Roman" w:eastAsia="Times New Roman" w:hAnsi="Times New Roman"/>
       <w:b/>
       <w:bCs/>
       <w:color w:val="000000"/>
@@ -17725,7 +17711,7 @@
       <w:szCs w:val="24"/>
     </w:rPr>
   </w:style>
-  <w:style w:type="paragraph" w:styleId="Heading4">
+  <w:style w:styleId="Heading4" w:type="paragraph">
     <w:name w:val="heading 4"/>
     <w:basedOn w:val="Normal"/>
     <w:next w:val="BodyText"/>
@@ -17738,12 +17724,12 @@
     <w:pPr>
       <w:keepNext/>
       <w:keepLines/>
-      <w:spacing w:before="0" w:after="0" w:line="480" w:lineRule="exact"/>
+      <w:spacing w:after="0" w:before="0" w:line="480" w:lineRule="exact"/>
       <w:ind w:firstLine="0"/>
       <w:outlineLvl w:val="3"/>
     </w:pPr>
     <w:rPr>
-      <w:rFonts w:ascii="Times New Roman" w:hAnsi="Times New Roman" w:eastAsia="Times New Roman" w:cs="Times New Roman"/>
+      <w:rFonts w:ascii="Times New Roman" w:cs="Times New Roman" w:eastAsia="Times New Roman" w:hAnsi="Times New Roman"/>
       <w:b/>
       <w:bCs/>
       <w:i/>
@@ -17752,7 +17738,7 @@
       <w:szCs w:val="24"/>
     </w:rPr>
   </w:style>
-  <w:style w:type="paragraph" w:styleId="Heading5">
+  <w:style w:styleId="Heading5" w:type="paragraph">
     <w:name w:val="heading 5"/>
     <w:basedOn w:val="Normal"/>
     <w:next w:val="BodyText"/>
@@ -17765,12 +17751,12 @@
     <w:pPr>
       <w:keepNext/>
       <w:keepLines/>
-      <w:spacing w:before="0" w:after="0" w:line="480" w:lineRule="exact"/>
+      <w:spacing w:after="0" w:before="0" w:line="480" w:lineRule="exact"/>
       <w:ind w:firstLine="0"/>
       <w:outlineLvl w:val="4"/>
     </w:pPr>
     <w:rPr>
-      <w:rFonts w:ascii="Times New Roman" w:hAnsi="Times New Roman" w:eastAsia="Times New Roman" w:cs="Times New Roman"/>
+      <w:rFonts w:ascii="Times New Roman" w:cs="Times New Roman" w:eastAsia="Times New Roman" w:hAnsi="Times New Roman"/>
       <w:b/>
       <w:bCs/>
       <w:i/>
@@ -17779,7 +17765,7 @@
       <w:szCs w:val="24"/>
     </w:rPr>
   </w:style>
-  <w:style w:type="paragraph" w:styleId="Heading6">
+  <w:style w:styleId="Heading6" w:type="paragraph">
     <w:name w:val="heading 6"/>
     <w:basedOn w:val="Normal"/>
     <w:next w:val="BodyText"/>
@@ -17792,17 +17778,17 @@
     <w:pPr>
       <w:keepNext/>
       <w:keepLines/>
-      <w:spacing w:before="40" w:after="0"/>
+      <w:spacing w:after="0" w:before="40"/>
       <w:outlineLvl w:val="5"/>
     </w:pPr>
     <w:rPr>
-      <w:rFonts w:eastAsiaTheme="majorEastAsia" w:cstheme="majorBidi"/>
+      <w:rFonts w:cstheme="majorBidi" w:eastAsiaTheme="majorEastAsia"/>
       <w:i/>
       <w:iCs/>
-      <w:color w:val="595959" w:themeColor="text1" w:themeTint="A6"/>
+      <w:color w:themeColor="text1" w:themeTint="A6" w:val="595959"/>
     </w:rPr>
   </w:style>
-  <w:style w:type="paragraph" w:styleId="Heading7">
+  <w:style w:styleId="Heading7" w:type="paragraph">
     <w:name w:val="heading 7"/>
     <w:basedOn w:val="Normal"/>
     <w:next w:val="BodyText"/>
@@ -17815,15 +17801,15 @@
     <w:pPr>
       <w:keepNext/>
       <w:keepLines/>
-      <w:spacing w:before="40" w:after="0"/>
+      <w:spacing w:after="0" w:before="40"/>
       <w:outlineLvl w:val="6"/>
     </w:pPr>
     <w:rPr>
-      <w:rFonts w:eastAsiaTheme="majorEastAsia" w:cstheme="majorBidi"/>
-      <w:color w:val="595959" w:themeColor="text1" w:themeTint="A6"/>
+      <w:rFonts w:cstheme="majorBidi" w:eastAsiaTheme="majorEastAsia"/>
+      <w:color w:themeColor="text1" w:themeTint="A6" w:val="595959"/>
     </w:rPr>
   </w:style>
-  <w:style w:type="paragraph" w:styleId="Heading8">
+  <w:style w:styleId="Heading8" w:type="paragraph">
     <w:name w:val="heading 8"/>
     <w:basedOn w:val="Normal"/>
     <w:next w:val="BodyText"/>
@@ -17840,13 +17826,13 @@
       <w:outlineLvl w:val="7"/>
     </w:pPr>
     <w:rPr>
-      <w:rFonts w:eastAsiaTheme="majorEastAsia" w:cstheme="majorBidi"/>
+      <w:rFonts w:cstheme="majorBidi" w:eastAsiaTheme="majorEastAsia"/>
       <w:i/>
       <w:iCs/>
-      <w:color w:val="272727" w:themeColor="text1" w:themeTint="D8"/>
+      <w:color w:themeColor="text1" w:themeTint="D8" w:val="272727"/>
     </w:rPr>
   </w:style>
-  <w:style w:type="paragraph" w:styleId="Heading9">
+  <w:style w:styleId="Heading9" w:type="paragraph">
     <w:name w:val="heading 9"/>
     <w:basedOn w:val="Normal"/>
     <w:next w:val="BodyText"/>
@@ -17863,24 +17849,24 @@
       <w:outlineLvl w:val="8"/>
     </w:pPr>
     <w:rPr>
-      <w:rFonts w:eastAsiaTheme="majorEastAsia" w:cstheme="majorBidi"/>
-      <w:color w:val="272727" w:themeColor="text1" w:themeTint="D8"/>
+      <w:rFonts w:cstheme="majorBidi" w:eastAsiaTheme="majorEastAsia"/>
+      <w:color w:themeColor="text1" w:themeTint="D8" w:val="272727"/>
     </w:rPr>
   </w:style>
-  <w:style w:type="character" w:customStyle="1" w:styleId="Heading1Char">
+  <w:style w:customStyle="1" w:styleId="Heading1Char" w:type="character">
     <w:name w:val="Heading 1 Char"/>
     <w:basedOn w:val="DefaultParagraphFont"/>
     <w:link w:val="Heading1"/>
     <w:uiPriority w:val="9"/>
     <w:rsid w:val="00A10FD9"/>
     <w:rPr>
-      <w:rFonts w:asciiTheme="majorHAnsi" w:eastAsiaTheme="majorEastAsia" w:hAnsiTheme="majorHAnsi" w:cstheme="majorBidi"/>
-      <w:color w:val="0F4761" w:themeColor="accent1" w:themeShade="BF"/>
+      <w:rFonts w:asciiTheme="majorHAnsi" w:cstheme="majorBidi" w:eastAsiaTheme="majorEastAsia" w:hAnsiTheme="majorHAnsi"/>
+      <w:color w:themeColor="accent1" w:themeShade="BF" w:val="0F4761"/>
       <w:sz w:val="40"/>
       <w:szCs w:val="40"/>
     </w:rPr>
   </w:style>
-  <w:style w:type="character" w:customStyle="1" w:styleId="Heading2Char">
+  <w:style w:customStyle="1" w:styleId="Heading2Char" w:type="character">
     <w:name w:val="Heading 2 Char"/>
     <w:basedOn w:val="DefaultParagraphFont"/>
     <w:link w:val="Heading2"/>
@@ -17888,13 +17874,13 @@
     <w:semiHidden/>
     <w:rsid w:val="00A10FD9"/>
     <w:rPr>
-      <w:rFonts w:asciiTheme="majorHAnsi" w:eastAsiaTheme="majorEastAsia" w:hAnsiTheme="majorHAnsi" w:cstheme="majorBidi"/>
-      <w:color w:val="0F4761" w:themeColor="accent1" w:themeShade="BF"/>
+      <w:rFonts w:asciiTheme="majorHAnsi" w:cstheme="majorBidi" w:eastAsiaTheme="majorEastAsia" w:hAnsiTheme="majorHAnsi"/>
+      <w:color w:themeColor="accent1" w:themeShade="BF" w:val="0F4761"/>
       <w:sz w:val="32"/>
       <w:szCs w:val="32"/>
     </w:rPr>
   </w:style>
-  <w:style w:type="character" w:customStyle="1" w:styleId="Heading3Char">
+  <w:style w:customStyle="1" w:styleId="Heading3Char" w:type="character">
     <w:name w:val="Heading 3 Char"/>
     <w:basedOn w:val="DefaultParagraphFont"/>
     <w:link w:val="Heading3"/>
@@ -17902,13 +17888,13 @@
     <w:semiHidden/>
     <w:rsid w:val="00A10FD9"/>
     <w:rPr>
-      <w:rFonts w:eastAsiaTheme="majorEastAsia" w:cstheme="majorBidi"/>
-      <w:color w:val="0F4761" w:themeColor="accent1" w:themeShade="BF"/>
+      <w:rFonts w:cstheme="majorBidi" w:eastAsiaTheme="majorEastAsia"/>
+      <w:color w:themeColor="accent1" w:themeShade="BF" w:val="0F4761"/>
       <w:sz w:val="28"/>
       <w:szCs w:val="28"/>
     </w:rPr>
   </w:style>
-  <w:style w:type="character" w:customStyle="1" w:styleId="Heading4Char">
+  <w:style w:customStyle="1" w:styleId="Heading4Char" w:type="character">
     <w:name w:val="Heading 4 Char"/>
     <w:basedOn w:val="DefaultParagraphFont"/>
     <w:link w:val="Heading4"/>
@@ -17916,13 +17902,13 @@
     <w:semiHidden/>
     <w:rsid w:val="00A10FD9"/>
     <w:rPr>
-      <w:rFonts w:eastAsiaTheme="majorEastAsia" w:cstheme="majorBidi"/>
+      <w:rFonts w:cstheme="majorBidi" w:eastAsiaTheme="majorEastAsia"/>
       <w:i/>
       <w:iCs/>
-      <w:color w:val="0F4761" w:themeColor="accent1" w:themeShade="BF"/>
+      <w:color w:themeColor="accent1" w:themeShade="BF" w:val="0F4761"/>
     </w:rPr>
   </w:style>
-  <w:style w:type="character" w:customStyle="1" w:styleId="Heading5Char">
+  <w:style w:customStyle="1" w:styleId="Heading5Char" w:type="character">
     <w:name w:val="Heading 5 Char"/>
     <w:basedOn w:val="DefaultParagraphFont"/>
     <w:link w:val="Heading5"/>
@@ -17930,11 +17916,11 @@
     <w:semiHidden/>
     <w:rsid w:val="00A10FD9"/>
     <w:rPr>
-      <w:rFonts w:eastAsiaTheme="majorEastAsia" w:cstheme="majorBidi"/>
-      <w:color w:val="0F4761" w:themeColor="accent1" w:themeShade="BF"/>
+      <w:rFonts w:cstheme="majorBidi" w:eastAsiaTheme="majorEastAsia"/>
+      <w:color w:themeColor="accent1" w:themeShade="BF" w:val="0F4761"/>
     </w:rPr>
   </w:style>
-  <w:style w:type="character" w:customStyle="1" w:styleId="Heading6Char">
+  <w:style w:customStyle="1" w:styleId="Heading6Char" w:type="character">
     <w:name w:val="Heading 6 Char"/>
     <w:basedOn w:val="DefaultParagraphFont"/>
     <w:link w:val="Heading6"/>
@@ -17942,13 +17928,13 @@
     <w:semiHidden/>
     <w:rsid w:val="00A10FD9"/>
     <w:rPr>
-      <w:rFonts w:eastAsiaTheme="majorEastAsia" w:cstheme="majorBidi"/>
+      <w:rFonts w:cstheme="majorBidi" w:eastAsiaTheme="majorEastAsia"/>
       <w:i/>
       <w:iCs/>
-      <w:color w:val="595959" w:themeColor="text1" w:themeTint="A6"/>
+      <w:color w:themeColor="text1" w:themeTint="A6" w:val="595959"/>
     </w:rPr>
   </w:style>
-  <w:style w:type="character" w:customStyle="1" w:styleId="Heading7Char">
+  <w:style w:customStyle="1" w:styleId="Heading7Char" w:type="character">
     <w:name w:val="Heading 7 Char"/>
     <w:basedOn w:val="DefaultParagraphFont"/>
     <w:link w:val="Heading7"/>
@@ -17956,11 +17942,11 @@
     <w:semiHidden/>
     <w:rsid w:val="00A10FD9"/>
     <w:rPr>
-      <w:rFonts w:eastAsiaTheme="majorEastAsia" w:cstheme="majorBidi"/>
-      <w:color w:val="595959" w:themeColor="text1" w:themeTint="A6"/>
+      <w:rFonts w:cstheme="majorBidi" w:eastAsiaTheme="majorEastAsia"/>
+      <w:color w:themeColor="text1" w:themeTint="A6" w:val="595959"/>
     </w:rPr>
   </w:style>
-  <w:style w:type="character" w:customStyle="1" w:styleId="Heading8Char">
+  <w:style w:customStyle="1" w:styleId="Heading8Char" w:type="character">
     <w:name w:val="Heading 8 Char"/>
     <w:basedOn w:val="DefaultParagraphFont"/>
     <w:link w:val="Heading8"/>
@@ -17968,13 +17954,13 @@
     <w:semiHidden/>
     <w:rsid w:val="00A10FD9"/>
     <w:rPr>
-      <w:rFonts w:eastAsiaTheme="majorEastAsia" w:cstheme="majorBidi"/>
+      <w:rFonts w:cstheme="majorBidi" w:eastAsiaTheme="majorEastAsia"/>
       <w:i/>
       <w:iCs/>
-      <w:color w:val="272727" w:themeColor="text1" w:themeTint="D8"/>
+      <w:color w:themeColor="text1" w:themeTint="D8" w:val="272727"/>
     </w:rPr>
   </w:style>
-  <w:style w:type="character" w:customStyle="1" w:styleId="Heading9Char">
+  <w:style w:customStyle="1" w:styleId="Heading9Char" w:type="character">
     <w:name w:val="Heading 9 Char"/>
     <w:basedOn w:val="DefaultParagraphFont"/>
     <w:link w:val="Heading9"/>
@@ -17982,20 +17968,20 @@
     <w:semiHidden/>
     <w:rsid w:val="00A10FD9"/>
     <w:rPr>
-      <w:rFonts w:eastAsiaTheme="majorEastAsia" w:cstheme="majorBidi"/>
-      <w:color w:val="272727" w:themeColor="text1" w:themeTint="D8"/>
+      <w:rFonts w:cstheme="majorBidi" w:eastAsiaTheme="majorEastAsia"/>
+      <w:color w:themeColor="text1" w:themeTint="D8" w:val="272727"/>
     </w:rPr>
   </w:style>
-  <w:style w:type="paragraph" w:customStyle="1" w:styleId="ListItem">
+  <w:style w:customStyle="1" w:styleId="ListItem" w:type="paragraph">
     <w:name w:val="List Item"/>
     <w:basedOn w:val="BodyText"/>
     <w:qFormat/>
     <w:pPr>
-      <w:spacing w:before="0" w:after="0" w:line="480" w:lineRule="exact"/>
-      <w:ind w:left="720" w:hanging="720"/>
+      <w:spacing w:after="0" w:before="0" w:line="480" w:lineRule="exact"/>
+      <w:ind w:hanging="720" w:left="720"/>
     </w:pPr>
   </w:style>
-  <w:style w:type="paragraph" w:styleId="BlockText">
+  <w:style w:styleId="BlockText" w:type="paragraph">
     <w:name w:val="Block Text"/>
     <w:basedOn w:val="BodyText"/>
     <w:next w:val="BodyText"/>
@@ -18003,11 +17989,11 @@
     <w:unhideWhenUsed/>
     <w:qFormat/>
     <w:pPr>
-      <w:spacing w:before="280" w:after="280" w:line="240" w:lineRule="exact"/>
+      <w:spacing w:after="280" w:before="280" w:line="240" w:lineRule="exact"/>
       <w:ind w:firstLine="0" w:left="720" w:right="720"/>
     </w:pPr>
   </w:style>
-  <w:style w:type="paragraph" w:styleId="FootnoteText">
+  <w:style w:styleId="FootnoteText" w:type="paragraph">
     <w:name w:val="Footnote Text"/>
     <w:basedOn w:val="Normal"/>
     <w:next w:val="FootnoteText"/>
@@ -18016,14 +18002,14 @@
     <w:qFormat/>
     <w:pPr>
       <w:keepLines/>
-      <w:spacing w:before="0" w:after="140" w:line="240" w:lineRule="exact"/>
+      <w:spacing w:after="140" w:before="0" w:line="240" w:lineRule="exact"/>
     </w:pPr>
     <w:rPr>
       <w:sz w:val="24"/>
       <w:szCs w:val="24"/>
     </w:rPr>
   </w:style>
-  <w:style w:type="paragraph" w:styleId="FootnoteBlockText">
+  <w:style w:styleId="FootnoteBlockText" w:type="paragraph">
     <w:name w:val="Footnote Block Text"/>
     <w:basedOn w:val="FootnoteText"/>
     <w:next w:val="FootnoteText"/>
@@ -18031,29 +18017,38 @@
     <w:unhideWhenUsed/>
     <w:qFormat/>
     <w:pPr>
-      <w:spacing w:before="280" w:after="280"/>
+      <w:spacing w:after="280" w:before="280"/>
       <w:ind w:firstLine="0" w:left="720" w:right="720"/>
     </w:pPr>
   </w:style>
-  <w:style w:type="character" w:default="1" w:styleId="DefaultParagraphFont">
+  <w:style w:default="1" w:styleId="DefaultParagraphFont" w:type="character">
     <w:name w:val="Default Paragraph Font"/>
     <w:semiHidden/>
     <w:unhideWhenUsed/>
   </w:style>
-  <w:style w:type="table" w:default="1" w:styleId="Table">
+  <w:style w:default="1" w:styleId="Table" w:type="table">
     <w:name w:val="Table"/>
     <w:basedOn w:val="TableNormal"/>
+    <w:semiHidden/>
+    <w:unhideWhenUsed/>
     <w:qFormat/>
     <w:tblPr>
-      <w:tblInd w:w="0" w:type="dxa"/>
+      <w:tblInd w:type="dxa" w:w="0"/>
       <w:tblCellMar>
-        <w:top w:w="0" w:type="dxa"/>
-        <w:left w:w="108" w:type="dxa"/>
-        <w:bottom w:w="0" w:type="dxa"/>
-        <w:right w:w="108" w:type="dxa"/>
+        <w:top w:type="dxa" w:w="0"/>
+        <w:left w:type="dxa" w:w="108"/>
+        <w:bottom w:type="dxa" w:w="0"/>
+        <w:right w:type="dxa" w:w="108"/>
       </w:tblCellMar>
     </w:tblPr>
     <w:tblStylePr w:type="firstRow">
+      <w:tblPr>
+        <w:jc w:val="left"/>
+        <w:tblInd w:type="dxa" w:w="0"/>
+      </w:tblPr>
+      <w:trPr>
+        <w:jc w:val="left"/>
+      </w:trPr>
       <w:tcPr>
         <w:tcBorders>
           <w:bottom w:val="single"/>
@@ -18062,7 +18057,7 @@
       </w:tcPr>
     </w:tblStylePr>
   </w:style>
-  <w:style w:type="paragraph" w:customStyle="1" w:styleId="DefinitionTerm">
+  <w:style w:customStyle="1" w:styleId="DefinitionTerm" w:type="paragraph">
     <w:name w:val="Definition Term"/>
     <w:basedOn w:val="Normal"/>
     <w:next w:val="Definition"/>
@@ -18075,49 +18070,49 @@
       <w:b/>
     </w:rPr>
   </w:style>
-  <w:style w:type="paragraph" w:customStyle="1" w:styleId="Definition">
+  <w:style w:customStyle="1" w:styleId="Definition" w:type="paragraph">
     <w:name w:val="Definition"/>
     <w:basedOn w:val="Normal"/>
   </w:style>
-  <w:style w:type="paragraph" w:styleId="Caption">
+  <w:style w:styleId="Caption" w:type="paragraph">
     <w:name w:val="Caption"/>
     <w:basedOn w:val="Normal"/>
     <w:link w:val="BodyTextChar"/>
     <w:pPr>
-      <w:spacing w:before="0" w:after="120"/>
+      <w:spacing w:after="120" w:before="0"/>
     </w:pPr>
     <w:rPr>
       <w:i/>
     </w:rPr>
   </w:style>
-  <w:style w:type="paragraph" w:customStyle="1" w:styleId="TableCaption">
+  <w:style w:customStyle="1" w:styleId="TableCaption" w:type="paragraph">
     <w:name w:val="Table Caption"/>
     <w:basedOn w:val="Caption"/>
     <w:pPr>
       <w:keepNext/>
     </w:pPr>
   </w:style>
-  <w:style w:type="paragraph" w:customStyle="1" w:styleId="ImageCaption">
+  <w:style w:customStyle="1" w:styleId="ImageCaption" w:type="paragraph">
     <w:name w:val="Image Caption"/>
     <w:basedOn w:val="Caption"/>
   </w:style>
-  <w:style w:type="paragraph" w:customStyle="1" w:styleId="Figure">
+  <w:style w:customStyle="1" w:styleId="Figure" w:type="paragraph">
     <w:name w:val="Figure"/>
     <w:basedOn w:val="Normal"/>
   </w:style>
-  <w:style w:type="paragraph" w:customStyle="1" w:styleId="CaptionedFigure">
+  <w:style w:customStyle="1" w:styleId="CaptionedFigure" w:type="paragraph">
     <w:name w:val="Captioned Figure"/>
     <w:basedOn w:val="Figure"/>
     <w:pPr>
       <w:keepNext/>
     </w:pPr>
   </w:style>
-  <w:style w:type="character" w:customStyle="1" w:styleId="BodyTextChar">
+  <w:style w:customStyle="1" w:styleId="BodyTextChar" w:type="character">
     <w:name w:val="Body Text Char"/>
     <w:basedOn w:val="DefaultParagraphFont"/>
     <w:link w:val="BodyText"/>
   </w:style>
-  <w:style w:type="character" w:customStyle="1" w:styleId="VerbatimChar">
+  <w:style w:customStyle="1" w:styleId="VerbatimChar" w:type="character">
     <w:name w:val="Verbatim Char"/>
     <w:basedOn w:val="BodyTextChar"/>
     <w:rPr>
@@ -18125,25 +18120,25 @@
       <w:sz w:val="22"/>
     </w:rPr>
   </w:style>
-  <w:style w:type="character" w:customStyle="1" w:styleId="SectionNumber">
+  <w:style w:customStyle="1" w:styleId="SectionNumber" w:type="character">
     <w:name w:val="Section Number"/>
     <w:basedOn w:val="BodyTextChar"/>
   </w:style>
-  <w:style w:type="character" w:styleId="FootnoteReference">
+  <w:style w:styleId="FootnoteReference" w:type="character">
     <w:name w:val="Footnote Reference"/>
     <w:basedOn w:val="BodyTextChar"/>
     <w:rPr>
       <w:vertAlign w:val="superscript"/>
     </w:rPr>
   </w:style>
-  <w:style w:type="character" w:styleId="Hyperlink">
+  <w:style w:styleId="Hyperlink" w:type="character">
     <w:name w:val="Hyperlink"/>
     <w:basedOn w:val="BodyTextChar"/>
     <w:rPr>
       <w:color w:val="000000"/>
     </w:rPr>
   </w:style>
-  <w:style w:type="paragraph" w:styleId="TOCHeading">
+  <w:style w:styleId="TOCHeading" w:type="paragraph">
     <w:name w:val="TOC Heading"/>
     <w:basedOn w:val="Heading1"/>
     <w:next w:val="BodyText"/>
@@ -18155,10 +18150,10 @@
       <w:outlineLvl w:val="9"/>
     </w:pPr>
     <w:rPr>
-      <w:rFonts w:asciiTheme="majorHAnsi" w:eastAsiaTheme="majorEastAsia" w:hAnsiTheme="majorHAnsi" w:cstheme="majorBidi"/>
+      <w:rFonts w:asciiTheme="majorHAnsi" w:cstheme="majorBidi" w:eastAsiaTheme="majorEastAsia" w:hAnsiTheme="majorHAnsi"/>
       <w:b w:val="0"/>
       <w:bCs w:val="0"/>
-      <w:color w:val="365F91" w:themeColor="accent1" w:themeShade="BF"/>
+      <w:color w:themeColor="accent1" w:themeShade="BF" w:val="365F91"/>
     </w:rPr>
   </w:style>
   <w:style w:type="paragraph" w:customStyle="1" w:styleId="SourceCode">
